--- a/CAD/组装教程/组装.docx
+++ b/CAD/组装教程/组装.docx
@@ -4,31 +4,52 @@
   <w:body>
     <w:p>
       <w:pPr>
+        <w:jc w:val="both"/>
+        <w:rPr>
+          <w:rFonts w:ascii="宋体" w:hAnsi="宋体" w:eastAsia="宋体" w:cs="宋体"/>
+          <w:sz w:val="24"/>
+          <w:szCs w:val="24"/>
+        </w:rPr>
+      </w:pPr>
+    </w:p>
+    <w:p>
+      <w:pPr>
         <w:jc w:val="center"/>
         <w:rPr>
-          <w:rFonts w:hint="default" w:eastAsia="宋体"/>
-          <w:lang w:eastAsia="zh-CN"/>
+          <w:rFonts w:ascii="宋体" w:hAnsi="宋体" w:eastAsia="宋体" w:cs="宋体"/>
+          <w:sz w:val="24"/>
+          <w:szCs w:val="24"/>
         </w:rPr>
       </w:pPr>
-      <w:r>
-        <w:rPr>
-          <w:rFonts w:ascii="宋体" w:hAnsi="宋体" w:eastAsia="宋体" w:cs="宋体"/>
-          <w:sz w:val="24"/>
-          <w:szCs w:val="24"/>
-        </w:rPr>
-        <w:drawing>
-          <wp:inline distT="0" distB="0" distL="114300" distR="114300">
-            <wp:extent cx="5272405" cy="7029450"/>
-            <wp:effectExtent l="0" t="0" r="4445" b="0"/>
-            <wp:docPr id="1" name="图片 1" descr="IMG_256"/>
-            <wp:cNvGraphicFramePr>
-              <a:graphicFrameLocks xmlns:a="http://schemas.openxmlformats.org/drawingml/2006/main" noChangeAspect="1"/>
-            </wp:cNvGraphicFramePr>
-            <a:graphic xmlns:a="http://schemas.openxmlformats.org/drawingml/2006/main">
-              <a:graphicData uri="http://schemas.openxmlformats.org/drawingml/2006/picture">
-                <pic:pic xmlns:pic="http://schemas.openxmlformats.org/drawingml/2006/picture">
-                  <pic:nvPicPr>
-                    <pic:cNvPr id="1" name="图片 1" descr="IMG_256"/>
+    </w:p>
+    <w:p>
+      <w:pPr>
+        <w:jc w:val="center"/>
+        <w:rPr>
+          <w:rFonts w:ascii="宋体" w:hAnsi="宋体" w:eastAsia="宋体" w:cs="宋体"/>
+          <w:sz w:val="24"/>
+          <w:szCs w:val="24"/>
+        </w:rPr>
+      </w:pPr>
+      <w:r>
+        <w:rPr>
+          <w:rFonts w:ascii="宋体" w:hAnsi="宋体" w:eastAsia="宋体" w:cs="宋体"/>
+          <w:sz w:val="24"/>
+          <w:szCs w:val="24"/>
+        </w:rPr>
+        <w:drawing>
+          <wp:inline distT="0" distB="0" distL="114300" distR="114300">
+            <wp:extent cx="5881370" cy="3972560"/>
+            <wp:effectExtent l="0" t="0" r="5080" b="8890"/>
+            <wp:docPr id="9" name="图片 1" descr="IMG_256"/>
+            <wp:cNvGraphicFramePr>
+              <a:graphicFrameLocks xmlns:a="http://schemas.openxmlformats.org/drawingml/2006/main" noChangeAspect="1"/>
+            </wp:cNvGraphicFramePr>
+            <a:graphic xmlns:a="http://schemas.openxmlformats.org/drawingml/2006/main">
+              <a:graphicData uri="http://schemas.openxmlformats.org/drawingml/2006/picture">
+                <pic:pic xmlns:pic="http://schemas.openxmlformats.org/drawingml/2006/picture">
+                  <pic:nvPicPr>
+                    <pic:cNvPr id="9" name="图片 1" descr="IMG_256"/>
                     <pic:cNvPicPr>
                       <a:picLocks noChangeAspect="1"/>
                     </pic:cNvPicPr>
@@ -42,22 +63,90 @@
                   <pic:spPr>
                     <a:xfrm>
                       <a:off x="0" y="0"/>
-                      <a:ext cx="5272405" cy="7029450"/>
-                    </a:xfrm>
-                    <a:prstGeom prst="rect">
-                      <a:avLst/>
-                    </a:prstGeom>
-                    <a:noFill/>
-                    <a:ln w="9525">
-                      <a:noFill/>
-                    </a:ln>
-                  </pic:spPr>
-                </pic:pic>
-              </a:graphicData>
-            </a:graphic>
-          </wp:inline>
-        </w:drawing>
-      </w:r>
+                      <a:ext cx="5881370" cy="3972560"/>
+                    </a:xfrm>
+                    <a:prstGeom prst="rect">
+                      <a:avLst/>
+                    </a:prstGeom>
+                    <a:noFill/>
+                    <a:ln w="9525">
+                      <a:noFill/>
+                    </a:ln>
+                  </pic:spPr>
+                </pic:pic>
+              </a:graphicData>
+            </a:graphic>
+          </wp:inline>
+        </w:drawing>
+      </w:r>
+    </w:p>
+    <w:p>
+      <w:pPr>
+        <w:jc w:val="center"/>
+        <w:rPr>
+          <w:rFonts w:ascii="宋体" w:hAnsi="宋体" w:eastAsia="宋体" w:cs="宋体"/>
+          <w:sz w:val="24"/>
+          <w:szCs w:val="24"/>
+        </w:rPr>
+      </w:pPr>
+      <w:r>
+        <w:rPr>
+          <w:rFonts w:ascii="宋体" w:hAnsi="宋体" w:eastAsia="宋体" w:cs="宋体"/>
+          <w:sz w:val="24"/>
+          <w:szCs w:val="24"/>
+        </w:rPr>
+        <w:drawing>
+          <wp:inline distT="0" distB="0" distL="114300" distR="114300">
+            <wp:extent cx="5384800" cy="3670300"/>
+            <wp:effectExtent l="0" t="0" r="6350" b="6350"/>
+            <wp:docPr id="11" name="图片 2" descr="IMG_256"/>
+            <wp:cNvGraphicFramePr>
+              <a:graphicFrameLocks xmlns:a="http://schemas.openxmlformats.org/drawingml/2006/main" noChangeAspect="1"/>
+            </wp:cNvGraphicFramePr>
+            <a:graphic xmlns:a="http://schemas.openxmlformats.org/drawingml/2006/main">
+              <a:graphicData uri="http://schemas.openxmlformats.org/drawingml/2006/picture">
+                <pic:pic xmlns:pic="http://schemas.openxmlformats.org/drawingml/2006/picture">
+                  <pic:nvPicPr>
+                    <pic:cNvPr id="11" name="图片 2" descr="IMG_256"/>
+                    <pic:cNvPicPr>
+                      <a:picLocks noChangeAspect="1"/>
+                    </pic:cNvPicPr>
+                  </pic:nvPicPr>
+                  <pic:blipFill>
+                    <a:blip r:embed="rId5"/>
+                    <a:stretch>
+                      <a:fillRect/>
+                    </a:stretch>
+                  </pic:blipFill>
+                  <pic:spPr>
+                    <a:xfrm>
+                      <a:off x="0" y="0"/>
+                      <a:ext cx="5384800" cy="3670300"/>
+                    </a:xfrm>
+                    <a:prstGeom prst="rect">
+                      <a:avLst/>
+                    </a:prstGeom>
+                    <a:noFill/>
+                    <a:ln w="9525">
+                      <a:noFill/>
+                    </a:ln>
+                  </pic:spPr>
+                </pic:pic>
+              </a:graphicData>
+            </a:graphic>
+          </wp:inline>
+        </w:drawing>
+      </w:r>
+    </w:p>
+    <w:p>
+      <w:pPr>
+        <w:jc w:val="center"/>
+        <w:rPr>
+          <w:rFonts w:ascii="宋体" w:hAnsi="宋体" w:eastAsia="宋体" w:cs="宋体"/>
+          <w:sz w:val="24"/>
+          <w:szCs w:val="24"/>
+        </w:rPr>
+      </w:pPr>
       <w:r>
         <w:rPr>
           <w:rFonts w:ascii="宋体" w:hAnsi="宋体" w:eastAsia="宋体" w:cs="宋体"/>
@@ -82,7 +171,7 @@
                     </pic:cNvPicPr>
                   </pic:nvPicPr>
                   <pic:blipFill>
-                    <a:blip r:embed="rId5"/>
+                    <a:blip r:embed="rId6"/>
                     <a:stretch>
                       <a:fillRect/>
                     </a:stretch>
@@ -106,8 +195,6 @@
           </wp:inline>
         </w:drawing>
       </w:r>
-      <w:bookmarkStart w:id="0" w:name="_GoBack"/>
-      <w:bookmarkEnd w:id="0"/>
       <w:r>
         <w:rPr>
           <w:rFonts w:ascii="宋体" w:hAnsi="宋体" w:eastAsia="宋体" w:cs="宋体"/>
@@ -132,7 +219,7 @@
                     </pic:cNvPicPr>
                   </pic:nvPicPr>
                   <pic:blipFill>
-                    <a:blip r:embed="rId6"/>
+                    <a:blip r:embed="rId7"/>
                     <a:stretch>
                       <a:fillRect/>
                     </a:stretch>
@@ -180,7 +267,7 @@
                     </pic:cNvPicPr>
                   </pic:nvPicPr>
                   <pic:blipFill>
-                    <a:blip r:embed="rId7"/>
+                    <a:blip r:embed="rId8"/>
                     <a:stretch>
                       <a:fillRect/>
                     </a:stretch>
@@ -228,7 +315,7 @@
                     </pic:cNvPicPr>
                   </pic:nvPicPr>
                   <pic:blipFill>
-                    <a:blip r:embed="rId8"/>
+                    <a:blip r:embed="rId9"/>
                     <a:stretch>
                       <a:fillRect/>
                     </a:stretch>
@@ -276,7 +363,7 @@
                     </pic:cNvPicPr>
                   </pic:nvPicPr>
                   <pic:blipFill>
-                    <a:blip r:embed="rId9"/>
+                    <a:blip r:embed="rId10"/>
                     <a:stretch>
                       <a:fillRect/>
                     </a:stretch>
@@ -324,7 +411,7 @@
                     </pic:cNvPicPr>
                   </pic:nvPicPr>
                   <pic:blipFill>
-                    <a:blip r:embed="rId10"/>
+                    <a:blip r:embed="rId11"/>
                     <a:stretch>
                       <a:fillRect/>
                     </a:stretch>
@@ -372,7 +459,7 @@
                     </pic:cNvPicPr>
                   </pic:nvPicPr>
                   <pic:blipFill>
-                    <a:blip r:embed="rId11"/>
+                    <a:blip r:embed="rId12"/>
                     <a:stretch>
                       <a:fillRect/>
                     </a:stretch>
@@ -420,7 +507,7 @@
                     </pic:cNvPicPr>
                   </pic:nvPicPr>
                   <pic:blipFill>
-                    <a:blip r:embed="rId12"/>
+                    <a:blip r:embed="rId13"/>
                     <a:stretch>
                       <a:fillRect/>
                     </a:stretch>
@@ -468,7 +555,7 @@
                     </pic:cNvPicPr>
                   </pic:nvPicPr>
                   <pic:blipFill>
-                    <a:blip r:embed="rId13"/>
+                    <a:blip r:embed="rId14"/>
                     <a:stretch>
                       <a:fillRect/>
                     </a:stretch>
@@ -516,7 +603,7 @@
                     </pic:cNvPicPr>
                   </pic:nvPicPr>
                   <pic:blipFill>
-                    <a:blip r:embed="rId14"/>
+                    <a:blip r:embed="rId15"/>
                     <a:stretch>
                       <a:fillRect/>
                     </a:stretch>
@@ -564,7 +651,7 @@
                     </pic:cNvPicPr>
                   </pic:nvPicPr>
                   <pic:blipFill>
-                    <a:blip r:embed="rId15"/>
+                    <a:blip r:embed="rId16"/>
                     <a:stretch>
                       <a:fillRect/>
                     </a:stretch>
@@ -612,7 +699,7 @@
                     </pic:cNvPicPr>
                   </pic:nvPicPr>
                   <pic:blipFill>
-                    <a:blip r:embed="rId16"/>
+                    <a:blip r:embed="rId17"/>
                     <a:stretch>
                       <a:fillRect/>
                     </a:stretch>
@@ -660,7 +747,7 @@
                     </pic:cNvPicPr>
                   </pic:nvPicPr>
                   <pic:blipFill>
-                    <a:blip r:embed="rId17"/>
+                    <a:blip r:embed="rId18"/>
                     <a:stretch>
                       <a:fillRect/>
                     </a:stretch>
@@ -708,7 +795,7 @@
                     </pic:cNvPicPr>
                   </pic:nvPicPr>
                   <pic:blipFill>
-                    <a:blip r:embed="rId18"/>
+                    <a:blip r:embed="rId19"/>
                     <a:stretch>
                       <a:fillRect/>
                     </a:stretch>
@@ -756,7 +843,7 @@
                     </pic:cNvPicPr>
                   </pic:nvPicPr>
                   <pic:blipFill>
-                    <a:blip r:embed="rId19"/>
+                    <a:blip r:embed="rId20"/>
                     <a:stretch>
                       <a:fillRect/>
                     </a:stretch>
@@ -804,7 +891,7 @@
                     </pic:cNvPicPr>
                   </pic:nvPicPr>
                   <pic:blipFill>
-                    <a:blip r:embed="rId20"/>
+                    <a:blip r:embed="rId21"/>
                     <a:stretch>
                       <a:fillRect/>
                     </a:stretch>
@@ -852,7 +939,7 @@
                     </pic:cNvPicPr>
                   </pic:nvPicPr>
                   <pic:blipFill>
-                    <a:blip r:embed="rId21"/>
+                    <a:blip r:embed="rId22"/>
                     <a:stretch>
                       <a:fillRect/>
                     </a:stretch>
@@ -900,7 +987,7 @@
                     </pic:cNvPicPr>
                   </pic:nvPicPr>
                   <pic:blipFill>
-                    <a:blip r:embed="rId22"/>
+                    <a:blip r:embed="rId23"/>
                     <a:stretch>
                       <a:fillRect/>
                     </a:stretch>
@@ -957,7 +1044,7 @@
                     </pic:cNvPicPr>
                   </pic:nvPicPr>
                   <pic:blipFill>
-                    <a:blip r:embed="rId23"/>
+                    <a:blip r:embed="rId24"/>
                     <a:stretch>
                       <a:fillRect/>
                     </a:stretch>
@@ -1005,7 +1092,7 @@
                     </pic:cNvPicPr>
                   </pic:nvPicPr>
                   <pic:blipFill>
-                    <a:blip r:embed="rId24"/>
+                    <a:blip r:embed="rId25"/>
                     <a:stretch>
                       <a:fillRect/>
                     </a:stretch>
@@ -1053,7 +1140,7 @@
                     </pic:cNvPicPr>
                   </pic:nvPicPr>
                   <pic:blipFill>
-                    <a:blip r:embed="rId25"/>
+                    <a:blip r:embed="rId26"/>
                     <a:stretch>
                       <a:fillRect/>
                     </a:stretch>
@@ -1101,7 +1188,7 @@
                     </pic:cNvPicPr>
                   </pic:nvPicPr>
                   <pic:blipFill>
-                    <a:blip r:embed="rId26"/>
+                    <a:blip r:embed="rId27"/>
                     <a:stretch>
                       <a:fillRect/>
                     </a:stretch>
@@ -1133,8 +1220,8 @@
         </w:rPr>
         <w:drawing>
           <wp:inline distT="0" distB="0" distL="114300" distR="114300">
-            <wp:extent cx="5272405" cy="7029450"/>
-            <wp:effectExtent l="0" t="0" r="4445" b="0"/>
+            <wp:extent cx="5272405" cy="2924175"/>
+            <wp:effectExtent l="0" t="0" r="0" b="0"/>
             <wp:docPr id="26" name="图片 26" descr="IMG_256"/>
             <wp:cNvGraphicFramePr>
               <a:graphicFrameLocks xmlns:a="http://schemas.openxmlformats.org/drawingml/2006/main" noChangeAspect="1"/>
@@ -1149,37 +1236,404 @@
                     </pic:cNvPicPr>
                   </pic:nvPicPr>
                   <pic:blipFill>
-                    <a:blip r:embed="rId27"/>
-                    <a:stretch>
-                      <a:fillRect/>
-                    </a:stretch>
-                  </pic:blipFill>
-                  <pic:spPr>
-                    <a:xfrm>
-                      <a:off x="0" y="0"/>
-                      <a:ext cx="5272405" cy="7029450"/>
-                    </a:xfrm>
-                    <a:prstGeom prst="rect">
-                      <a:avLst/>
-                    </a:prstGeom>
-                    <a:noFill/>
-                    <a:ln w="9525">
-                      <a:noFill/>
-                    </a:ln>
-                  </pic:spPr>
-                </pic:pic>
-              </a:graphicData>
-            </a:graphic>
-          </wp:inline>
-        </w:drawing>
-      </w:r>
-      <w:r>
-        <w:rPr>
-          <w:rFonts w:ascii="宋体" w:hAnsi="宋体" w:eastAsia="宋体" w:cs="宋体"/>
-          <w:sz w:val="24"/>
-          <w:szCs w:val="24"/>
-        </w:rPr>
-        <w:t>+</w:t>
+                    <a:blip r:embed="rId28"/>
+                    <a:srcRect b="58401"/>
+                    <a:stretch>
+                      <a:fillRect/>
+                    </a:stretch>
+                  </pic:blipFill>
+                  <pic:spPr>
+                    <a:xfrm>
+                      <a:off x="0" y="0"/>
+                      <a:ext cx="5272405" cy="2924175"/>
+                    </a:xfrm>
+                    <a:prstGeom prst="rect">
+                      <a:avLst/>
+                    </a:prstGeom>
+                    <a:noFill/>
+                    <a:ln w="9525">
+                      <a:noFill/>
+                    </a:ln>
+                  </pic:spPr>
+                </pic:pic>
+              </a:graphicData>
+            </a:graphic>
+          </wp:inline>
+        </w:drawing>
+      </w:r>
+    </w:p>
+    <w:p>
+      <w:pPr>
+        <w:jc w:val="center"/>
+        <w:rPr>
+          <w:rFonts w:ascii="宋体" w:hAnsi="宋体" w:eastAsia="宋体" w:cs="宋体"/>
+          <w:sz w:val="24"/>
+          <w:szCs w:val="24"/>
+        </w:rPr>
+      </w:pPr>
+    </w:p>
+    <w:p>
+      <w:pPr>
+        <w:jc w:val="center"/>
+      </w:pPr>
+      <w:r>
+        <w:drawing>
+          <wp:inline distT="0" distB="0" distL="114300" distR="114300">
+            <wp:extent cx="5269865" cy="4859020"/>
+            <wp:effectExtent l="0" t="0" r="6985" b="17780"/>
+            <wp:docPr id="27" name="图片 3"/>
+            <wp:cNvGraphicFramePr>
+              <a:graphicFrameLocks xmlns:a="http://schemas.openxmlformats.org/drawingml/2006/main" noChangeAspect="1"/>
+            </wp:cNvGraphicFramePr>
+            <a:graphic xmlns:a="http://schemas.openxmlformats.org/drawingml/2006/main">
+              <a:graphicData uri="http://schemas.openxmlformats.org/drawingml/2006/picture">
+                <pic:pic xmlns:pic="http://schemas.openxmlformats.org/drawingml/2006/picture">
+                  <pic:nvPicPr>
+                    <pic:cNvPr id="27" name="图片 3"/>
+                    <pic:cNvPicPr>
+                      <a:picLocks noChangeAspect="1"/>
+                    </pic:cNvPicPr>
+                  </pic:nvPicPr>
+                  <pic:blipFill>
+                    <a:blip r:embed="rId29"/>
+                    <a:stretch>
+                      <a:fillRect/>
+                    </a:stretch>
+                  </pic:blipFill>
+                  <pic:spPr>
+                    <a:xfrm>
+                      <a:off x="0" y="0"/>
+                      <a:ext cx="5269865" cy="4859020"/>
+                    </a:xfrm>
+                    <a:prstGeom prst="rect">
+                      <a:avLst/>
+                    </a:prstGeom>
+                    <a:noFill/>
+                    <a:ln>
+                      <a:noFill/>
+                    </a:ln>
+                  </pic:spPr>
+                </pic:pic>
+              </a:graphicData>
+            </a:graphic>
+          </wp:inline>
+        </w:drawing>
+      </w:r>
+    </w:p>
+    <w:p>
+      <w:pPr>
+        <w:jc w:val="center"/>
+      </w:pPr>
+    </w:p>
+    <w:p>
+      <w:pPr>
+        <w:jc w:val="center"/>
+      </w:pPr>
+    </w:p>
+    <w:p>
+      <w:pPr>
+        <w:jc w:val="center"/>
+      </w:pPr>
+    </w:p>
+    <w:p>
+      <w:pPr>
+        <w:jc w:val="center"/>
+        <w:rPr>
+          <w:rFonts w:ascii="宋体" w:hAnsi="宋体" w:eastAsia="宋体" w:cs="宋体"/>
+          <w:sz w:val="24"/>
+          <w:szCs w:val="24"/>
+        </w:rPr>
+      </w:pPr>
+      <w:r>
+        <w:drawing>
+          <wp:inline distT="0" distB="0" distL="114300" distR="114300">
+            <wp:extent cx="5067300" cy="4714875"/>
+            <wp:effectExtent l="0" t="0" r="0" b="9525"/>
+            <wp:docPr id="28" name="图片 4"/>
+            <wp:cNvGraphicFramePr>
+              <a:graphicFrameLocks xmlns:a="http://schemas.openxmlformats.org/drawingml/2006/main" noChangeAspect="1"/>
+            </wp:cNvGraphicFramePr>
+            <a:graphic xmlns:a="http://schemas.openxmlformats.org/drawingml/2006/main">
+              <a:graphicData uri="http://schemas.openxmlformats.org/drawingml/2006/picture">
+                <pic:pic xmlns:pic="http://schemas.openxmlformats.org/drawingml/2006/picture">
+                  <pic:nvPicPr>
+                    <pic:cNvPr id="28" name="图片 4"/>
+                    <pic:cNvPicPr>
+                      <a:picLocks noChangeAspect="1"/>
+                    </pic:cNvPicPr>
+                  </pic:nvPicPr>
+                  <pic:blipFill>
+                    <a:blip r:embed="rId30"/>
+                    <a:stretch>
+                      <a:fillRect/>
+                    </a:stretch>
+                  </pic:blipFill>
+                  <pic:spPr>
+                    <a:xfrm>
+                      <a:off x="0" y="0"/>
+                      <a:ext cx="5067300" cy="4714875"/>
+                    </a:xfrm>
+                    <a:prstGeom prst="rect">
+                      <a:avLst/>
+                    </a:prstGeom>
+                    <a:noFill/>
+                    <a:ln>
+                      <a:noFill/>
+                    </a:ln>
+                  </pic:spPr>
+                </pic:pic>
+              </a:graphicData>
+            </a:graphic>
+          </wp:inline>
+        </w:drawing>
+      </w:r>
+      <w:r>
+        <w:drawing>
+          <wp:inline distT="0" distB="0" distL="114300" distR="114300">
+            <wp:extent cx="5271135" cy="3314700"/>
+            <wp:effectExtent l="0" t="0" r="5715" b="0"/>
+            <wp:docPr id="29" name="图片 5"/>
+            <wp:cNvGraphicFramePr>
+              <a:graphicFrameLocks xmlns:a="http://schemas.openxmlformats.org/drawingml/2006/main" noChangeAspect="1"/>
+            </wp:cNvGraphicFramePr>
+            <a:graphic xmlns:a="http://schemas.openxmlformats.org/drawingml/2006/main">
+              <a:graphicData uri="http://schemas.openxmlformats.org/drawingml/2006/picture">
+                <pic:pic xmlns:pic="http://schemas.openxmlformats.org/drawingml/2006/picture">
+                  <pic:nvPicPr>
+                    <pic:cNvPr id="29" name="图片 5"/>
+                    <pic:cNvPicPr>
+                      <a:picLocks noChangeAspect="1"/>
+                    </pic:cNvPicPr>
+                  </pic:nvPicPr>
+                  <pic:blipFill>
+                    <a:blip r:embed="rId31"/>
+                    <a:stretch>
+                      <a:fillRect/>
+                    </a:stretch>
+                  </pic:blipFill>
+                  <pic:spPr>
+                    <a:xfrm>
+                      <a:off x="0" y="0"/>
+                      <a:ext cx="5271135" cy="3314700"/>
+                    </a:xfrm>
+                    <a:prstGeom prst="rect">
+                      <a:avLst/>
+                    </a:prstGeom>
+                    <a:noFill/>
+                    <a:ln>
+                      <a:noFill/>
+                    </a:ln>
+                  </pic:spPr>
+                </pic:pic>
+              </a:graphicData>
+            </a:graphic>
+          </wp:inline>
+        </w:drawing>
+      </w:r>
+      <w:r>
+        <w:drawing>
+          <wp:inline distT="0" distB="0" distL="114300" distR="114300">
+            <wp:extent cx="5269230" cy="3907155"/>
+            <wp:effectExtent l="0" t="0" r="7620" b="17145"/>
+            <wp:docPr id="31" name="图片 7"/>
+            <wp:cNvGraphicFramePr>
+              <a:graphicFrameLocks xmlns:a="http://schemas.openxmlformats.org/drawingml/2006/main" noChangeAspect="1"/>
+            </wp:cNvGraphicFramePr>
+            <a:graphic xmlns:a="http://schemas.openxmlformats.org/drawingml/2006/main">
+              <a:graphicData uri="http://schemas.openxmlformats.org/drawingml/2006/picture">
+                <pic:pic xmlns:pic="http://schemas.openxmlformats.org/drawingml/2006/picture">
+                  <pic:nvPicPr>
+                    <pic:cNvPr id="31" name="图片 7"/>
+                    <pic:cNvPicPr>
+                      <a:picLocks noChangeAspect="1"/>
+                    </pic:cNvPicPr>
+                  </pic:nvPicPr>
+                  <pic:blipFill>
+                    <a:blip r:embed="rId32"/>
+                    <a:stretch>
+                      <a:fillRect/>
+                    </a:stretch>
+                  </pic:blipFill>
+                  <pic:spPr>
+                    <a:xfrm>
+                      <a:off x="0" y="0"/>
+                      <a:ext cx="5269230" cy="3907155"/>
+                    </a:xfrm>
+                    <a:prstGeom prst="rect">
+                      <a:avLst/>
+                    </a:prstGeom>
+                    <a:noFill/>
+                    <a:ln>
+                      <a:noFill/>
+                    </a:ln>
+                  </pic:spPr>
+                </pic:pic>
+              </a:graphicData>
+            </a:graphic>
+          </wp:inline>
+        </w:drawing>
+      </w:r>
+      <w:r>
+        <w:rPr>
+          <w:rFonts w:ascii="宋体" w:hAnsi="宋体" w:eastAsia="宋体" w:cs="宋体"/>
+          <w:sz w:val="24"/>
+          <w:szCs w:val="24"/>
+        </w:rPr>
+        <w:drawing>
+          <wp:inline distT="0" distB="0" distL="114300" distR="114300">
+            <wp:extent cx="5531485" cy="3524250"/>
+            <wp:effectExtent l="0" t="0" r="12065" b="0"/>
+            <wp:docPr id="32" name="图片 8" descr="IMG_256"/>
+            <wp:cNvGraphicFramePr>
+              <a:graphicFrameLocks xmlns:a="http://schemas.openxmlformats.org/drawingml/2006/main" noChangeAspect="1"/>
+            </wp:cNvGraphicFramePr>
+            <a:graphic xmlns:a="http://schemas.openxmlformats.org/drawingml/2006/main">
+              <a:graphicData uri="http://schemas.openxmlformats.org/drawingml/2006/picture">
+                <pic:pic xmlns:pic="http://schemas.openxmlformats.org/drawingml/2006/picture">
+                  <pic:nvPicPr>
+                    <pic:cNvPr id="32" name="图片 8" descr="IMG_256"/>
+                    <pic:cNvPicPr>
+                      <a:picLocks noChangeAspect="1"/>
+                    </pic:cNvPicPr>
+                  </pic:nvPicPr>
+                  <pic:blipFill>
+                    <a:blip r:embed="rId33"/>
+                    <a:stretch>
+                      <a:fillRect/>
+                    </a:stretch>
+                  </pic:blipFill>
+                  <pic:spPr>
+                    <a:xfrm>
+                      <a:off x="0" y="0"/>
+                      <a:ext cx="5531485" cy="3524250"/>
+                    </a:xfrm>
+                    <a:prstGeom prst="rect">
+                      <a:avLst/>
+                    </a:prstGeom>
+                    <a:noFill/>
+                    <a:ln w="9525">
+                      <a:noFill/>
+                    </a:ln>
+                  </pic:spPr>
+                </pic:pic>
+              </a:graphicData>
+            </a:graphic>
+          </wp:inline>
+        </w:drawing>
+      </w:r>
+      <w:r>
+        <w:rPr>
+          <w:rFonts w:ascii="宋体" w:hAnsi="宋体" w:eastAsia="宋体" w:cs="宋体"/>
+          <w:sz w:val="24"/>
+          <w:szCs w:val="24"/>
+        </w:rPr>
+        <w:drawing>
+          <wp:inline distT="0" distB="0" distL="114300" distR="114300">
+            <wp:extent cx="5034280" cy="2835275"/>
+            <wp:effectExtent l="0" t="0" r="13970" b="3175"/>
+            <wp:docPr id="33" name="图片 9" descr="IMG_256"/>
+            <wp:cNvGraphicFramePr>
+              <a:graphicFrameLocks xmlns:a="http://schemas.openxmlformats.org/drawingml/2006/main" noChangeAspect="1"/>
+            </wp:cNvGraphicFramePr>
+            <a:graphic xmlns:a="http://schemas.openxmlformats.org/drawingml/2006/main">
+              <a:graphicData uri="http://schemas.openxmlformats.org/drawingml/2006/picture">
+                <pic:pic xmlns:pic="http://schemas.openxmlformats.org/drawingml/2006/picture">
+                  <pic:nvPicPr>
+                    <pic:cNvPr id="33" name="图片 9" descr="IMG_256"/>
+                    <pic:cNvPicPr>
+                      <a:picLocks noChangeAspect="1"/>
+                    </pic:cNvPicPr>
+                  </pic:nvPicPr>
+                  <pic:blipFill>
+                    <a:blip r:embed="rId34"/>
+                    <a:stretch>
+                      <a:fillRect/>
+                    </a:stretch>
+                  </pic:blipFill>
+                  <pic:spPr>
+                    <a:xfrm>
+                      <a:off x="0" y="0"/>
+                      <a:ext cx="5034280" cy="2835275"/>
+                    </a:xfrm>
+                    <a:prstGeom prst="rect">
+                      <a:avLst/>
+                    </a:prstGeom>
+                    <a:noFill/>
+                    <a:ln w="9525">
+                      <a:noFill/>
+                    </a:ln>
+                  </pic:spPr>
+                </pic:pic>
+              </a:graphicData>
+            </a:graphic>
+          </wp:inline>
+        </w:drawing>
+      </w:r>
+    </w:p>
+    <w:p>
+      <w:pPr>
+        <w:jc w:val="center"/>
+        <w:rPr>
+          <w:rFonts w:ascii="宋体" w:hAnsi="宋体" w:eastAsia="宋体" w:cs="宋体"/>
+          <w:sz w:val="24"/>
+          <w:szCs w:val="24"/>
+        </w:rPr>
+      </w:pPr>
+      <w:bookmarkStart w:id="0" w:name="_GoBack"/>
+      <w:bookmarkEnd w:id="0"/>
+    </w:p>
+    <w:p>
+      <w:pPr>
+        <w:jc w:val="center"/>
+        <w:rPr>
+          <w:rFonts w:hint="default" w:ascii="宋体" w:hAnsi="宋体" w:eastAsia="宋体" w:cs="宋体"/>
+          <w:sz w:val="24"/>
+          <w:szCs w:val="24"/>
+          <w:lang w:eastAsia="zh-CN"/>
+        </w:rPr>
+      </w:pPr>
+      <w:r>
+        <w:drawing>
+          <wp:inline distT="0" distB="0" distL="114300" distR="114300">
+            <wp:extent cx="5271770" cy="4483100"/>
+            <wp:effectExtent l="0" t="0" r="5080" b="12700"/>
+            <wp:docPr id="34" name="图片 10"/>
+            <wp:cNvGraphicFramePr>
+              <a:graphicFrameLocks xmlns:a="http://schemas.openxmlformats.org/drawingml/2006/main" noChangeAspect="1"/>
+            </wp:cNvGraphicFramePr>
+            <a:graphic xmlns:a="http://schemas.openxmlformats.org/drawingml/2006/main">
+              <a:graphicData uri="http://schemas.openxmlformats.org/drawingml/2006/picture">
+                <pic:pic xmlns:pic="http://schemas.openxmlformats.org/drawingml/2006/picture">
+                  <pic:nvPicPr>
+                    <pic:cNvPr id="34" name="图片 10"/>
+                    <pic:cNvPicPr>
+                      <a:picLocks noChangeAspect="1"/>
+                    </pic:cNvPicPr>
+                  </pic:nvPicPr>
+                  <pic:blipFill>
+                    <a:blip r:embed="rId35"/>
+                    <a:stretch>
+                      <a:fillRect/>
+                    </a:stretch>
+                  </pic:blipFill>
+                  <pic:spPr>
+                    <a:xfrm>
+                      <a:off x="0" y="0"/>
+                      <a:ext cx="5271770" cy="4483100"/>
+                    </a:xfrm>
+                    <a:prstGeom prst="rect">
+                      <a:avLst/>
+                    </a:prstGeom>
+                    <a:noFill/>
+                    <a:ln>
+                      <a:noFill/>
+                    </a:ln>
+                  </pic:spPr>
+                </pic:pic>
+              </a:graphicData>
+            </a:graphic>
+          </wp:inline>
+        </w:drawing>
       </w:r>
     </w:p>
     <w:sectPr>
